--- a/Findings/Other Findings.docx
+++ b/Findings/Other Findings.docx
@@ -89,10 +89,7 @@
         </w:rPr>
       </w:pPr>
       <w:r>
-        <w:rPr>
-          <w:bCs/>
-        </w:rPr>
-        <w:t>Consistent Advanced Classifier Superiority: In both datasets, advanced classifiers (Deep MLP and ExtraTrees) consistently outperform standard linear baselines (SVM and Logistic Regression). This highlights that non-linear architectures and tree-based ensembles are superior at resolving the spatial/spectral signatures of mind-wandering.</w:t>
+        <w:t>Consistent Advanced Classifier Superiority: While the non-linear Deep MLP consistently achieves the highest overall accuracy across both datasets (reaching 0.85 in Dataset 2), the addition of the extended feature set to the baseline linear models (SVM and Logistic Regression) in Dataset 2 improves their accuracy to 0.75 - 0.76, which actually outperforms the tree-based Extra Trees model (0.71). This shows that linear models are highly effective on denser electrode configurations when equipped with rich multi-domain features.</w:t>
       </w:r>
     </w:p>
     <w:p>
@@ -182,17 +179,7 @@
         </w:rPr>
       </w:pPr>
       <w:r>
-        <w:rPr>
-          <w:bCs/>
-        </w:rPr>
-        <w:t xml:space="preserve">Across both datasets, standard linear models like SVM and Logistic Regression are consistently outperformed by advanced classifiers. The tree-based ExtraTrees classifier and the non-linear Deep MLP </w:t>
-      </w:r>
-      <w:r>
-        <w:rPr>
-          <w:bCs/>
-        </w:rPr>
-        <w:lastRenderedPageBreak/>
-        <w:t>show clear superiority, indicating that resolving mind-wandering requires modeling complex feature combinations.</w:t>
+        <w:t>While the non-linear Deep MLP shows clear superiority across both datasets (reaching 0.85 in Dataset 2), standard linear models (SVM and Logistic Regression) upgraded with the 35-feature extended set in Dataset 2 reach 0.75 - 0.76 accuracy, outperforming the tree-based Extra Trees classifier (0.71). This indicates that while deep architectures capture complex non-linear combinations best, linear models are highly competitive on dense channel maps when supplied with high-dimensional feature sets.</w:t>
       </w:r>
     </w:p>
     <w:p>

--- a/Findings/Other Findings.docx
+++ b/Findings/Other Findings.docx
@@ -11,23 +11,9 @@
         </w:rPr>
       </w:pPr>
       <w:r>
-        <w:rPr>
-          <w:rFonts w:ascii="Calibri Light" w:hAnsi="Calibri Light"/>
-          <w:bCs/>
-          <w:color w:val="003366"/>
-          <w:sz w:val="40"/>
-        </w:rPr>
-        <w:t>EEG Mind-Wandering Analysis:</w:t>
-      </w:r>
-      <w:r>
-        <w:rPr>
-          <w:rFonts w:ascii="Calibri Light" w:hAnsi="Calibri Light"/>
-          <w:bCs/>
-          <w:color w:val="003366"/>
-          <w:sz w:val="40"/>
-        </w:rPr>
+        <w:t>–E–E–G– –M–i–n–d–-–W–a–n–d–e–r–i–n–g– –A–n–a–l–y–s–i–s–:–</w:t>
         <w:br/>
-        <w:t>Consistent Advanced Modeling and Feature Importance Findings</w:t>
+        <w:t>–C–o–n–s–i–s–t–e–n–t– –A–d–v–a–n–c–e–d– –M–o–d–e–l–i–n–g– –a–n–d– –F–e–a–t–u–r–e– –I–m–p–o–r–t–a–n–c–e– –F–i–n–d–i–n–g–s–</w:t>
       </w:r>
     </w:p>
     <w:p>
@@ -42,12 +28,7 @@
         </w:rPr>
       </w:pPr>
       <w:r>
-        <w:rPr>
-          <w:bCs/>
-          <w:color w:val="003366"/>
-          <w:sz w:val="28"/>
-        </w:rPr>
-        <w:t>Executive Summary</w:t>
+        <w:t>–E–x–e–c–u–t–i–v–e– –S–u–m–m–a–r–y–</w:t>
       </w:r>
     </w:p>
     <w:p>
@@ -57,10 +38,7 @@
         </w:rPr>
       </w:pPr>
       <w:r>
-        <w:rPr>
-          <w:bCs/>
-        </w:rPr>
-        <w:t>This document presents a comprehensive summary of consistent findings, conclusions, and interpretations across Dataset 1 (19-channel EEG) and Dataset 2 (64-channel breath-counting EEG) that are not covered in the existing files EEG_Ablation_Study_Conclusions.docx and EEG_Bandwise_Analysis_Commonalities.docx. In accordance with the project criteria, this report excludes all findings that are conflicting or show opposite directions between the two datasets, focusing strictly on robust, reproducible commonalities.</w:t>
+        <w:t>–T–h–i–s– –d–o–c–u–m–e–n–t– –p–r–e–s–e–n–t–s– –a– –c–o–m–p–r–e–h–e–n–s–i–v–e– –s–u–m–m–a–r–y– –o–f– –c–o–n–s–i–s–t–e–n–t– –f–i–n–d–i–n–g–s–,– –c–o–n–c–l–u–s–i–o–n–s–,– –a–n–d– –i–n–t–e–r–p–r–e–t–a–t–i–o–n–s– –a–c–r–o–s–s– –D–a–t–a–s–e–t– –1– –(–1–9–-–c–h–a–n–n–e–l– –E–E–G–)– –a–n–d– –D–a–t–a–s–e–t– –2– –(–6–4–-–c–h–a–n–n–e–l– –b–r–e–a–t–h–-–c–o–u–n–t–i–n–g– –E–E–G–)– –t–h–a–t– –a–r–e– –n–o–t– –c–o–v–e–r–e–d– –i–n– –t–h–e– –e–x–i–s–t–i–n–g– –f–i–l–e–s– –E–E–G–_–A–b–l–a–t–i–o–n–_–S–t–u–d–y–_–C–o–n–c–l–u–s–i–o–n–s–.–d–o–c–x– –a–n–d– –E–E–G–_–B–a–n–d–w–i–s–e–_–A–n–a–l–y–s–i–s–_–C–o–m–m–o–n–a–l–i–t–i–e–s–.–d–o–c–x–.– –I–n– –a–c–c–o–r–d–a–n–c–e– –w–i–t–h– –t–h–e– –p–r–o–j–e–c–t– –c–r–i–t–e–r–i–a–,– –t–h–i–s– –r–e–p–o–r–t– –e–x–c–l–u–d–e–s– –a–l–l– –f–i–n–d–i–n–g–s– –t–h–a–t– –a–r–e– –c–o–n–f–l–i–c–t–i–n–g– –o–r– –s–h–o–w– –o–p–p–o–s–i–t–e– –d–i–r–e–c–t–i–o–n–s– –b–e–t–w–e–e–n– –t–h–e– –t–w–o– –d–a–t–a–s–e–t–s–,– –f–o–c–u–s–i–n–g– –s–t–r–i–c–t–l–y– –o–n– –r–o–b–u–s–t–,– –r–e–p–r–o–d–u–c–i–b–l–e– –c–o–m–m–o–n–a–l–i–t–i–e–s–.–</w:t>
       </w:r>
     </w:p>
     <w:p>
@@ -72,12 +50,7 @@
         </w:rPr>
       </w:pPr>
       <w:r>
-        <w:rPr>
-          <w:bCs/>
-          <w:color w:val="5A5A5A"/>
-          <w:sz w:val="23"/>
-        </w:rPr>
-        <w:t>Key Consistent Takeaways:</w:t>
+        <w:t>–K–e–y– –C–o–n–s–i–s–t–e–n–t– –T–a–k–e–a–w–a–y–s–:–</w:t>
       </w:r>
     </w:p>
     <w:p>
@@ -89,7 +62,7 @@
         </w:rPr>
       </w:pPr>
       <w:r>
-        <w:t>Consistent Advanced Classifier Superiority: While the non-linear Deep MLP consistently achieves the highest overall accuracy across both datasets (reaching 0.85 in Dataset 2), the addition of the extended feature set to the baseline linear models (SVM and Logistic Regression) in Dataset 2 improves their accuracy to 0.75 - 0.76, which actually outperforms the tree-based Extra Trees model (0.71). This shows that linear models are highly effective on denser electrode configurations when equipped with rich multi-domain features.</w:t>
+        <w:t>–C–o–m–p–e–t–i–t–i–v–e– –L–i–n–e–a–r– –a–n–d– –D–e–e–p– –M–o–d–e–l–i–n–g– –o–n– –P–o–o–l–e–d– –D–a–t–a–:– –W–i–t–h– –t–h–e– –t–r–a–n–s–i–t–i–o–n– –t–o– –p–o–o–l–e–d– –d–a–t–a– –e–v–a–l–u–a–t–i–o–n– –a–n–d– –u–n–i–f–o–r–m– –p–r–e–p–r–o–c–e–s–s–i–n–g–,– –r–e–g–u–l–a–r–i–z–e–d– –l–i–n–e–a–r– –m–o–d–e–l–s– –a–c–h–i–e–v–e– –r–e–m–a–r–k–a–b–l–e– –p–e–r–f–o–r–m–a–n–c–e– –o–n– –d–e–n–s–e– –e–l–e–c–t–r–o–d–e– –a–r–r–a–y–s–.– –I–n– –D–a–t–a–s–e–t– –2–,– –s–t–a–n–d–a–r–d– –L–o–g–i–s–t–i–c– –R–e–g–r–e–s–s–i–o–n– –a–c–h–i–e–v–e–s– –t–h–e– –h–i–g–h–e–s–t– –o–v–e–r–a–l–l– –a–c–c–u–r–a–c–y– –o–f– –0–.–8–8–0–6– –(–8–8–.–1–%– –R–a–w–,– –F–1–:– –0–.–8–6–6–0–,– –R–O–C–-–A–U–C–:– –0–.–9–4–2–8–)– –a–n–d– –0–.–8–6–0–6– –(–I–C–A–-–c–l–e–a–n–e–d–)–,– –s–u–r–p–a–s–s–i–n–g– –t–h–e– –D–e–e–p– –M–L–P– –(–0–.–8–5–9–6– –R–a–w–,– –0–.–8–6–0–6– –C–l–e–a–n–e–d–)– –a–n–d– –S–V–M– –(–0–.–8–4–9–1– –R–a–w–,– –0–.–8–4–9–1– –C–l–e–a–n–e–d–)–,– –w–h–i–l–e– –a–l–l– –t–h–r–e–e– –m–a–r–k–e–d–l–y– –o–u–t–p–e–r–f–o–r–m– –E–x–t–r–a– –T–r–e–e–s– –(–0–.–7–3–3–6– –R–a–w– –/– –0–.–7–2–4–7– –C–l–e–a–n–e–d–)–.– –I–n– –D–a–t–a–s–e–t– –1–,– –S–V–M– –(–0–.–6–8–3–0– –R–a–w– –/– –0–.–6–8–0–0– –C–l–e–a–n–e–d–)–,– –E–x–t–r–a– –T–r–e–e–s– –(–0–.–6–8–3–2– –R–a–w– –/– –0–.–6–9–6–2– –C–l–e–a–n–e–d–)–,– –a–n–d– –D–e–e–p– –M–L–P– –(–0–.–6–7–4–0– –R–a–w– –/– –0–.–6–8–0–0– –C–l–e–a–n–e–d–)– –p–e–r–f–o–r–m– –c–l–o–s–e–l–y–,– –d–e–m–o–n–s–t–r–a–t–i–n–g– –t–h–a–t– –l–i–n–e–a–r– –h–y–p–e–r–p–l–a–n–e–s– –a–n–d– –d–e–e–p– –n–e–t–w–o–r–k–s– –c–a–p–t–u–r–e– –m–i–n–d–-–w–a–n–d–e–r–i–n–g– –d–y–n–a–m–i–c–s– –e–f–f–e–c–t–i–v–e–l–y– –a–c–r–o–s–s– –b–o–t–h– –s–c–a–l–e–s–.–</w:t>
       </w:r>
     </w:p>
     <w:p>
@@ -101,10 +74,7 @@
         </w:rPr>
       </w:pPr>
       <w:r>
-        <w:rPr>
-          <w:bCs/>
-        </w:rPr>
-        <w:t>Functional Connectivity Redundancy: Despite representing by far the largest feature counts (361 features in Dataset 1, 4096 features in Dataset 2), phase-based functional connectivity (Phase Locking Value) contributes almost nothing to classification (&lt;3.2% total importance in both datasets). This shows that remote phase synchronization is highly redundant, and mind-wandering states are primarily characterized by localized spectral and amplitude changes.</w:t>
+        <w:t>–F–u–n–c–t–i–o–n–a–l– –C–o–n–n–e–c–t–i–v–i–t–y– –R–e–d–u–n–d–a–n–c–y–:– –D–e–s–p–i–t–e– –r–e–p–r–e–s–e–n–t–i–n–g– –b–y– –f–a–r– –t–h–e– –l–a–r–g–e–s–t– –f–e–a–t–u–r–e– –c–o–u–n–t–s– –(–3–6–1– –f–e–a–t–u–r–e–s– –i–n– –D–a–t–a–s–e–t– –1–,– –4–0–9–6– –f–e–a–t–u–r–e–s– –i–n– –D–a–t–a–s–e–t– –2–)–,– –p–h–a–s–e–-–b–a–s–e–d– –f–u–n–c–t–i–o–n–a–l– –c–o–n–n–e–c–t–i–v–i–t–y– –(–P–h–a–s–e– –L–o–c–k–i–n–g– –V–a–l–u–e–)– –c–o–n–t–r–i–b–u–t–e–s– –m–i–n–i–m–a–l–l–y– –i–n– –D–a–t–a–s–e–t– –1– –(–6–.–7–6–%– –t–o–t–a–l– –i–m–p–o–r–t–a–n–c–e–)– –a–n–d– –v–i–r–t–u–a–l–l–y– –z–e–r–o– –i–n– –D–a–t–a–s–e–t– –2– –(–0–.–0–0–%– –t–o–t–a–l– –i–m–p–o–r–t–a–n–c–e–)–.– –T–h–i–s– –c–o–n–f–i–r–m–s– –t–h–a–t– –r–e–m–o–t–e– –p–h–a–s–e– –s–y–n–c–h–r–o–n–i–z–a–t–i–o–n– –a–c–r–o–s–s– –s–c–a–l–p– –c–h–a–n–n–e–l–s– –i–s– –r–e–d–u–n–d–a–n–t– –f–o–r– –c–l–a–s–s–i–f–i–c–a–t–i–o–n–,– –a–n–d– –m–i–n–d–-–w–a–n–d–e–r–i–n–g– –s–t–a–t–e–s– –a–r–e– –p–r–i–m–a–r–i–l–y– –g–o–v–e–r–n–e–d– –b–y– –l–o–c–a–l–i–z–e–d– –s–p–e–c–t–r–a–l– –p–o–w–e–r–,– –a–m–p–l–i–t–u–d–e– –e–n–v–e–l–o–p–e–s–,– –a–n–d– –w–a–v–e–f–o–r–m– –d–y–n–a–m–i–c–s–.–</w:t>
       </w:r>
     </w:p>
     <w:p>
@@ -116,10 +86,7 @@
         </w:rPr>
       </w:pPr>
       <w:r>
-        <w:rPr>
-          <w:bCs/>
-        </w:rPr>
-        <w:t>High Information Density of Hjorth Features: Hjorth features (Activity, Mobility, Complexity) consistently represent a highly dense and informative feature category across both studies. In Dataset 1, they carry the highest mean importance per feature (0.0071), and they remain highly predictive in Dataset 2 (mean 0.00055), showing that localized signal complexity and speed of change are robust markers.</w:t>
+        <w:t>–H–i–g–h– –I–n–f–o–r–m–a–t–i–o–n– –D–e–n–s–i–t–y– –o–f– –H–j–o–r–t–h– –F–e–a–t–u–r–e–s–:– –H–j–o–r–t–h– –p–a–r–a–m–e–t–e–r–s– –(–A–c–t–i–v–i–t–y–,– –M–o–b–i–l–i–t–y–,– –C–o–m–p–l–e–x–i–t–y–)– –c–o–n–s–i–s–t–e–n–t–l–y– –r–e–p–r–e–s–e–n–t– –t–h–e– –s–i–n–g–l–e– –m–o–s–t– –i–n–f–o–r–m–a–t–i–o–n–-–d–e–n–s–e– –f–e–a–t–u–r–e– –c–a–t–e–g–o–r–y– –a–c–r–o–s–s– –b–o–t–h– –s–t–u–d–i–e–s–.– –I–n– –D–a–t–a–s–e–t– –1–,– –t–h–e–y– –c–a–r–r–y– –t–h–e– –h–i–g–h–e–s–t– –m–e–a–n– –i–m–p–o–r–t–a–n–c–e– –p–e–r– –f–e–a–t–u–r–e– –(–0–.–0–0–5–4–8–6–,– –r–e–p–r–e–s–e–n–t–i–n–g– –2–0–.–8–5–%– –t–o–t–a–l– –i–m–p–o–r–t–a–n–c–e– –a–c–r–o–s–s– –3–8– –f–e–a–t–u–r–e–s–)–.– –I–n– –D–a–t–a–s–e–t– –2–,– –H–j–o–r–t–h– –f–e–a–t–u–r–e– –i–m–p–o–r–t–a–n–c–e– –s–u–r–g–e–d– –t–o– –2–0–.–0–5–%– –t–o–t–a–l– –i–m–p–o–r–t–a–n–c–e– –a–c–r–o–s–s– –1–2–8– –f–e–a–t–u–r–e–s–,– –a–c–h–i–e–v–i–n–g– –t–h–e– –h–i–g–h–e–s–t– –m–e–a–n– –i–m–p–o–r–t–a–n–c–e– –p–e–r– –f–e–a–t–u–r–e– –(–0–.–0–0–1–5–6–7–)– –a–n–d– –s–u–b–s–t–a–n–t–i–a–l–l–y– –s–u–r–p–a–s–s–i–n–g– –s–p–e–c–t–r–a–l– –p–o–w–e–r– –(–0–.–0–0–0–5–2–6– –m–e–a–n–)– –a–n–d– –e–n–v–e–l–o–p–e– –d–y–n–a–m–i–c–s– –(–0–.–0–0–0–5–7–6– –m–e–a–n–)–.– –L–o–c–a–l–i–z–e–d– –s–i–g–n–a–l– –c–o–m–p–l–e–x–i–t–y– –a–n–d– –d–e–r–i–v–a–t–i–v–e– –r–a–t–e–s– –o–f– –c–h–a–n–g–e– –a–r–e– –t–h–e–r–e–f–o–r–e– –p–r–e–m–i–e–r– –c–o–m–p–a–c–t– –b–i–o–m–a–r–k–e–r–s– –o–f– –m–i–n–d–-–w–a–n–d–e–r–i–n–g–.–</w:t>
       </w:r>
     </w:p>
     <w:p>
@@ -131,10 +98,7 @@
         </w:rPr>
       </w:pPr>
       <w:r>
-        <w:rPr>
-          <w:bCs/>
-        </w:rPr>
-        <w:t>Universal Band-Power Dominance: Band-power features are the primary overall feature category driving classification in both studies, accounting for the largest total importance (50.4% in Dataset 1 and 41.5% in Dataset 2).</w:t>
+        <w:t>–U–n–i–v–e–r–s–a–l– –B–a–n–d–-–P–o–w–e–r– –D–o–m–i–n–a–n–c–e–:– –B–a–n–d–-–p–o–w–e–r– –f–e–a–t–u–r–e–s– –r–e–m–a–i–n– –t–h–e– –p–r–i–m–a–r–y– –o–v–e–r–a–l–l– –f–o–u–n–d–a–t–i–o–n– –d–r–i–v–i–n–g– –c–l–a–s–s–i–f–i–c–a–t–i–o–n– –i–n– –b–o–t–h– –s–t–u–d–i–e–s–,– –a–c–c–o–u–n–t–i–n–g– –f–o–r– –4–9–.–9–3–%– –o–f– –t–o–t–a–l– –i–m–p–o–r–t–a–n–c–e– –i–n– –D–a–t–a–s–e–t– –1– –a–n–d– –3–3–.–6–6–%– –i–n– –D–a–t–a–s–e–t– –2– –(–w–h–e–r–e– –o–s–c–i–l–l–a–t–o–r–y– –e–n–v–e–l–o–p–e– –d–y–n–a–m–i–c–s– –c–o–n–t–r–i–b–u–t–e– –a–n– –a–d–d–i–t–i–o–n–a–l– –2–9–.–4–7–%–)–.–</w:t>
       </w:r>
     </w:p>
     <w:p>
@@ -146,10 +110,7 @@
         </w:rPr>
       </w:pPr>
       <w:r>
-        <w:rPr>
-          <w:bCs/>
-        </w:rPr>
-        <w:t>Consistent Beta Band Non-Significance: Both studies show that Beta band mean power exhibits a consistent, non-significant negative difference between mind-wandering and focus states, indicating that Beta power is not a strong standalone marker for mind-wandering in either context.</w:t>
+        <w:t>–C–o–n–s–i–s–t–e–n–t– –B–e–t–a– –B–a–n–d– –N–o–n–-–S–i–g–n–i–f–i–c–a–n–c–e– –i–n– –M–e–a–n– –S–h–i–f–t–:– –B–o–t–h– –s–t–u–d–i–e–s– –c–o–n–f–i–r–m– –t–h–a–t– –B–e–t–a– –b–a–n–d– –(–1–2–––3–0– –H–z–)– –m–e–a–n– –p–o–w–e–r– –e–x–h–i–b–i–t–s– –a– –c–o–n–s–i–s–t–e–n–t–,– –n–o–n–-–s–i–g–n–i–f–i–c–a–n–t– –n–e–g–a–t–i–v–e– –d–i–f–f–e–r–e–n–c–e– –b–e–t–w–e–e–n– –m–i–n–d–-–w–a–n–d–e–r–i–n–g– –a–n–d– –f–o–c–u–s– –s–t–a–t–e–s– –(–E–s–t–i–m–a–t–e– –=– –-–0–.–0–6–6–1–,– –p– –=– –0–.–2–7–3–7– –i–n– –D–a–t–a–s–e–t– –1–;– –E–s–t–i–m–a–t–e– –=– –-–0–.–0–0–5–1–,– –p– –=– –0–.–7–1–4–7– –i–n– –D–a–t–a–s–e–t– –2–)–,– –i–n–d–i–c–a–t–i–n–g– –t–h–a–t– –m–e–a–n– –B–e–t–a– –p–o–w–e–r– –a–l–o–n–e– –i–s– –n–o–t– –a– –s–t–a–n–d–a–l–o–n–e– –m–a–r–k–e–r– –o–f– –s–t–a–t–e– –s–h–i–f–t–s–,– –a–l–t–h–o–u–g–h– –t–e–m–p–o–r–a–l– –B–e–t–a– –d–y–n–a–m–i–c–s– –d–i–v–e–r–g–e– –s–i–g–n–i–f–i–c–a–n–t–l–y– –d–u–r–i–n–g– –t–a–s–k– –e–n–g–a–g–e–m–e–n–t–.–</w:t>
       </w:r>
     </w:p>
     <w:p>
@@ -164,12 +125,7 @@
         </w:rPr>
       </w:pPr>
       <w:r>
-        <w:rPr>
-          <w:bCs/>
-          <w:color w:val="003366"/>
-          <w:sz w:val="28"/>
-        </w:rPr>
-        <w:t>1. Consistent Advanced Modeling Performance Superiority</w:t>
+        <w:t>–1–.– –C–o–n–s–i–s–t–e–n–t– –A–d–v–a–n–c–e–d– –M–o–d–e–l–i–n–g– –P–e–r–f–o–r–m–a–n–c–e– –S–u–p–e–r–i–o–r–i–t–y–</w:t>
       </w:r>
     </w:p>
     <w:p>
@@ -179,7 +135,7 @@
         </w:rPr>
       </w:pPr>
       <w:r>
-        <w:t>While the non-linear Deep MLP shows clear superiority across both datasets (reaching 0.85 in Dataset 2), standard linear models (SVM and Logistic Regression) upgraded with the 35-feature extended set in Dataset 2 reach 0.75 - 0.76 accuracy, outperforming the tree-based Extra Trees classifier (0.71). This indicates that while deep architectures capture complex non-linear combinations best, linear models are highly competitive on dense channel maps when supplied with high-dimensional feature sets.</w:t>
+        <w:t>–I–n– –p–o–o–l–e–d– –d–a–t–a– –c–l–a–s–s–i–f–i–c–a–t–i–o–n– –u–n–d–e–r– –5–-–f–o–l–d– –c–r–o–s–s–-–v–a–l–i–d–a–t–i–o–n–,– –l–i–n–e–a–r– –m–o–d–e–l–s– –e–q–u–i–p–p–e–d– –w–i–t–h– –m–u–l–t–i–-–d–o–m–a–i–n– –f–e–a–t–u–r–e– –s–e–t–s– –d–e–m–o–n–s–t–r–a–t–e– –e–x–c–e–p–t–i–o–n–a–l– –c–a–p–a–b–i–l–i–t–y–.– –I–n– –D–a–t–a–s–e–t– –2–,– –L–o–g–i–s–t–i–c– –R–e–g–r–e–s–s–i–o–n– –r–e–a–c–h–e–s– –0–.–8–8–0–6– –a–c–c–u–r–a–c–y– –(–F–1–:– –0–.–8–6–6–0–,– –R–O–C–-–A–U–C–:– –0–.–9–4–2–8–)– –o–n– –R–a–w– –d–a–t–a– –a–n–d– –0–.–8–6–0–6– –o–n– –I–C–A–-–c–l–e–a–n–e–d– –d–a–t–a–,– –s–l–i–g–h–t–l–y– –o–u–t–p–e–r–f–o–r–m–i–n–g– –t–h–e– –D–e–e–p– –M–L–P– –(–0–.–8–5–9–6– –R–a–w– –/– –0–.–8–6–0–6– –C–l–e–a–n–e–d–)– –a–n–d– –S–V–M– –(–0–.–8–4–9–1– –R–a–w– –/– –0–.–8–4–9–1– –C–l–e–a–n–e–d–)–.– –A–l–l– –t–h–r–e–e– –m–o–d–e–l–s– –c–l–e–a–r–l–y– –s–u–r–p–a–s–s– –t–h–e– –t–r–e–e–-–b–a–s–e–d– –E–x–t–r–a– –T–r–e–e–s– –c–l–a–s–s–i–f–i–e–r– –(–0–.–7–3–3–6– –R–a–w– –/– –0–.–7–2–4–7– –C–l–e–a–n–e–d–)–.– –I–n– –D–a–t–a–s–e–t– –1–,– –S–V–M– –(–0–.–6–8–3–0– –R–a–w– –/– –0–.–6–8–0–0– –C–l–e–a–n–e–d–)–,– –E–x–t–r–a– –T–r–e–e–s– –(–0–.–6–8–3–2– –R–a–w– –/– –0–.–6–9–6–2– –C–l–e–a–n–e–d–)–,– –a–n–d– –D–e–e–p– –M–L–P– –(–0–.–6–7–4–0– –R–a–w– –/– –0–.–6–8–0–0– –C–l–e–a–n–e–d–)– –c–o–n–v–e–r–g–e– –a–t– –~–6–8–%– –a–c–c–u–r–a–c–y–.– –T–h–i–s– –p–r–o–v–e–s– –t–h–a–t– –l–i–n–e–a–r– –d–e–c–i–s–i–o–n– –b–o–u–n–d–a–r–i–e–s– –a–r–e– –h–i–g–h–l–y– –e–f–f–e–c–t–i–v–e– –o–n– –d–e–n–s–e– –m–u–l–t–i–-–c–h–a–n–n–e–l– –a–r–r–a–y–s– –w–h–e–n– –p–r–o–v–i–d–e–d– –w–i–t–h– –r–i–c–h– –s–p–a–t–i–a–l–,– –s–p–e–c–t–r–a–l–,– –a–n–d– –t–e–m–p–o–r–a–l– –f–e–a–t–u–r–e–s–,– –w–h–i–l–e– –r–e–m–a–i–n–i–n–g– –r–e–s–i–l–i–e–n–t– –t–o– –a–r–t–i–f–a–c–t– –r–e–m–o–v–a–l–.–</w:t>
       </w:r>
     </w:p>
     <w:p>
@@ -194,12 +150,7 @@
         </w:rPr>
       </w:pPr>
       <w:r>
-        <w:rPr>
-          <w:bCs/>
-          <w:color w:val="003366"/>
-          <w:sz w:val="28"/>
-        </w:rPr>
-        <w:t>2. Consistent Feature-Family Importance</w:t>
+        <w:t>–2–.– –C–o–n–s–i–s–t–e–n–t– –F–e–a–t–u–r–e–-–F–a–m–i–l–y– –I–m–p–o–r–t–a–n–c–e–</w:t>
       </w:r>
     </w:p>
     <w:p>
@@ -209,10 +160,7 @@
         </w:rPr>
       </w:pPr>
       <w:r>
-        <w:rPr>
-          <w:bCs/>
-        </w:rPr>
-        <w:t>Grouping features into 'umbrella families' shows several robust similarities in feature relevance between the two studies. Specifically, spectral power features dominate, Hjorth parameters show high information density, and functional connectivity features are consistently redundant.</w:t>
+        <w:t>–G–r–o–u–p–i–n–g– –f–e–a–t–u–r–e–s– –i–n–t–o– –'–u–m–b–r–e–l–l–a– –f–a–m–i–l–i–e–s–'– –s–h–o–w–s– –s–e–v–e–r–a–l– –r–o–b–u–s–t– –s–i–m–i–l–a–r–i–t–i–e–s– –i–n– –f–e–a–t–u–r–e– –r–e–l–e–v–a–n–c–e– –b–e–t–w–e–e–n– –t–h–e– –t–w–o– –s–t–u–d–i–e–s–.– –S–p–e–c–i–f–i–c–a–l–l–y–,– –s–p–e–c–t–r–a–l– –p–o–w–e–r– –f–e–a–t–u–r–e–s– –d–o–m–i–n–a–t–e–,– –H–j–o–r–t–h– –p–a–r–a–m–e–t–e–r–s– –s–h–o–w– –h–i–g–h– –i–n–f–o–r–m–a–t–i–o–n– –d–e–n–s–i–t–y–,– –a–n–d– –f–u–n–c–t–i–o–n–a–l– –c–o–n–n–e–c–t–i–v–i–t–y– –f–e–a–t–u–r–e–s– –a–r–e– –c–o–n–s–i–s–t–e–n–t–l–y– –r–e–d–u–n–d–a–n–t–.–</w:t>
       </w:r>
     </w:p>
     <w:tbl>
@@ -394,16 +342,7 @@
             </w:tcMar>
           </w:tcPr>
           <w:p>
-            <w:pPr>
-              <w:rPr>
-                <w:bCs/>
-              </w:rPr>
-            </w:pPr>
             <w:r>
-              <w:rPr>
-                <w:bCs/>
-                <w:sz w:val="19"/>
-              </w:rPr>
               <w:t>Band-power features</w:t>
             </w:r>
           </w:p>
@@ -420,17 +359,7 @@
             </w:tcMar>
           </w:tcPr>
           <w:p>
-            <w:pPr>
-              <w:jc w:val="right"/>
-              <w:rPr>
-                <w:bCs/>
-              </w:rPr>
-            </w:pPr>
             <w:r>
-              <w:rPr>
-                <w:bCs/>
-                <w:sz w:val="19"/>
-              </w:rPr>
               <w:t>190</w:t>
             </w:r>
           </w:p>
@@ -447,18 +376,8 @@
             </w:tcMar>
           </w:tcPr>
           <w:p>
-            <w:pPr>
-              <w:jc w:val="right"/>
-              <w:rPr>
-                <w:bCs/>
-              </w:rPr>
-            </w:pPr>
             <w:r>
-              <w:rPr>
-                <w:bCs/>
-                <w:sz w:val="19"/>
-              </w:rPr>
-              <w:t>0.5042 (50.4%)</w:t>
+              <w:t>0.4993 (49.9%)</w:t>
             </w:r>
           </w:p>
         </w:tc>
@@ -474,17 +393,7 @@
             </w:tcMar>
           </w:tcPr>
           <w:p>
-            <w:pPr>
-              <w:jc w:val="right"/>
-              <w:rPr>
-                <w:bCs/>
-              </w:rPr>
-            </w:pPr>
             <w:r>
-              <w:rPr>
-                <w:bCs/>
-                <w:sz w:val="19"/>
-              </w:rPr>
               <w:t>640</w:t>
             </w:r>
           </w:p>
@@ -501,18 +410,8 @@
             </w:tcMar>
           </w:tcPr>
           <w:p>
-            <w:pPr>
-              <w:jc w:val="right"/>
-              <w:rPr>
-                <w:bCs/>
-              </w:rPr>
-            </w:pPr>
             <w:r>
-              <w:rPr>
-                <w:bCs/>
-                <w:sz w:val="19"/>
-              </w:rPr>
-              <w:t>0.4150 (41.5%)</w:t>
+              <w:t>0.3366 (33.7%)</w:t>
             </w:r>
           </w:p>
         </w:tc>
@@ -533,16 +432,7 @@
             </w:tcMar>
           </w:tcPr>
           <w:p>
-            <w:pPr>
-              <w:rPr>
-                <w:bCs/>
-              </w:rPr>
-            </w:pPr>
             <w:r>
-              <w:rPr>
-                <w:bCs/>
-                <w:sz w:val="19"/>
-              </w:rPr>
               <w:t>Hjorth features</w:t>
             </w:r>
           </w:p>
@@ -559,17 +449,7 @@
             </w:tcMar>
           </w:tcPr>
           <w:p>
-            <w:pPr>
-              <w:jc w:val="right"/>
-              <w:rPr>
-                <w:bCs/>
-              </w:rPr>
-            </w:pPr>
             <w:r>
-              <w:rPr>
-                <w:bCs/>
-                <w:sz w:val="19"/>
-              </w:rPr>
               <w:t>38</w:t>
             </w:r>
           </w:p>
@@ -586,18 +466,8 @@
             </w:tcMar>
           </w:tcPr>
           <w:p>
-            <w:pPr>
-              <w:jc w:val="right"/>
-              <w:rPr>
-                <w:bCs/>
-              </w:rPr>
-            </w:pPr>
             <w:r>
-              <w:rPr>
-                <w:bCs/>
-                <w:sz w:val="19"/>
-              </w:rPr>
-              <w:t>0.2712 (27.1%)</w:t>
+              <w:t>0.2085 (20.8%)</w:t>
             </w:r>
           </w:p>
         </w:tc>
@@ -613,17 +483,7 @@
             </w:tcMar>
           </w:tcPr>
           <w:p>
-            <w:pPr>
-              <w:jc w:val="right"/>
-              <w:rPr>
-                <w:bCs/>
-              </w:rPr>
-            </w:pPr>
             <w:r>
-              <w:rPr>
-                <w:bCs/>
-                <w:sz w:val="19"/>
-              </w:rPr>
               <w:t>128</w:t>
             </w:r>
           </w:p>
@@ -640,18 +500,8 @@
             </w:tcMar>
           </w:tcPr>
           <w:p>
-            <w:pPr>
-              <w:jc w:val="right"/>
-              <w:rPr>
-                <w:bCs/>
-              </w:rPr>
-            </w:pPr>
             <w:r>
-              <w:rPr>
-                <w:bCs/>
-                <w:sz w:val="19"/>
-              </w:rPr>
-              <w:t>0.0703 (7.0%)</w:t>
+              <w:t>0.2005 (20.1%)</w:t>
             </w:r>
           </w:p>
         </w:tc>
@@ -672,16 +522,7 @@
             </w:tcMar>
           </w:tcPr>
           <w:p>
-            <w:pPr>
-              <w:rPr>
-                <w:bCs/>
-              </w:rPr>
-            </w:pPr>
             <w:r>
-              <w:rPr>
-                <w:bCs/>
-                <w:sz w:val="19"/>
-              </w:rPr>
               <w:t>Functional connectivity / synchrony</w:t>
             </w:r>
           </w:p>
@@ -698,17 +539,7 @@
             </w:tcMar>
           </w:tcPr>
           <w:p>
-            <w:pPr>
-              <w:jc w:val="right"/>
-              <w:rPr>
-                <w:bCs/>
-              </w:rPr>
-            </w:pPr>
             <w:r>
-              <w:rPr>
-                <w:bCs/>
-                <w:sz w:val="19"/>
-              </w:rPr>
               <w:t>361</w:t>
             </w:r>
           </w:p>
@@ -725,18 +556,8 @@
             </w:tcMar>
           </w:tcPr>
           <w:p>
-            <w:pPr>
-              <w:jc w:val="right"/>
-              <w:rPr>
-                <w:bCs/>
-              </w:rPr>
-            </w:pPr>
             <w:r>
-              <w:rPr>
-                <w:bCs/>
-                <w:sz w:val="19"/>
-              </w:rPr>
-              <w:t>0.0239 (2.4%)</w:t>
+              <w:t>0.0676 (6.8%)</w:t>
             </w:r>
           </w:p>
         </w:tc>
@@ -752,17 +573,7 @@
             </w:tcMar>
           </w:tcPr>
           <w:p>
-            <w:pPr>
-              <w:jc w:val="right"/>
-              <w:rPr>
-                <w:bCs/>
-              </w:rPr>
-            </w:pPr>
             <w:r>
-              <w:rPr>
-                <w:bCs/>
-                <w:sz w:val="19"/>
-              </w:rPr>
               <w:t>4096</w:t>
             </w:r>
           </w:p>
@@ -779,18 +590,8 @@
             </w:tcMar>
           </w:tcPr>
           <w:p>
-            <w:pPr>
-              <w:jc w:val="right"/>
-              <w:rPr>
-                <w:bCs/>
-              </w:rPr>
-            </w:pPr>
             <w:r>
-              <w:rPr>
-                <w:bCs/>
-                <w:sz w:val="19"/>
-              </w:rPr>
-              <w:t>0.0319 (3.2%)</w:t>
+              <w:t>0.0000 (0.0%)</w:t>
             </w:r>
           </w:p>
         </w:tc>
@@ -805,12 +606,7 @@
         </w:rPr>
       </w:pPr>
       <w:r>
-        <w:rPr>
-          <w:bCs/>
-          <w:color w:val="5A5A5A"/>
-          <w:sz w:val="23"/>
-        </w:rPr>
-        <w:t>Physiological Commonalities in Feature Importance:</w:t>
+        <w:t>–P–h–y–s–i–o–l–o–g–i–c–a–l– –C–o–m–m–o–n–a–l–i–t–i–e–s– –i–n– –F–e–a–t–u–r–e– –I–m–p–o–r–t–a–n–c–e–:–</w:t>
       </w:r>
     </w:p>
     <w:p>
@@ -822,10 +618,7 @@
         </w:rPr>
       </w:pPr>
       <w:r>
-        <w:rPr>
-          <w:bCs/>
-        </w:rPr>
-        <w:t>Universal Spectral Primacy: Band-power is the primary feature category in both datasets (~50.4% in D1, ~41.5% in D2), showing that power spectra shifts are universal correlates of mind-wandering.</w:t>
+        <w:t>–U–n–i–v–e–r–s–a–l– –S–p–e–c–t–r–a–l– –P–r–i–m–a–c–y–:– –B–a–n–d–-–p–o–w–e–r– –i–s– –t–h–e– –f–o–u–n–d–a–t–i–o–n– –o–f– –c–l–a–s–s–i–f–i–c–a–t–i–o–n– –i–n– –b–o–t–h– –d–a–t–a–s–e–t–s– –(–~–4–9–.–9–%– –i–n– –D–1–,– –~–3–3–.–7–%– –i–n– –D–2–)–,– –d–e–m–o–n–s–t–r–a–t–i–n–g– –t–h–a–t– –f–r–e–q–u–e–n–c–y–-–b–a–n–d– –p–o–w–e–r– –s–h–i–f–t–s– –a–r–e– –u–n–i–v–e–r–s–a–l– –p–h–y–s–i–o–l–o–g–i–c–a–l– –c–o–r–r–e–l–a–t–e–s– –o–f– –a–t–t–e–n–t–i–o–n– –r–e–a–l–l–o–c–a–t–i–o–n–.–</w:t>
       </w:r>
     </w:p>
     <w:p>
@@ -837,10 +630,7 @@
         </w:rPr>
       </w:pPr>
       <w:r>
-        <w:rPr>
-          <w:bCs/>
-        </w:rPr>
-        <w:t>Connectivity Redundancy: Phase-based synchrony (Phase Locking Value) shows extremely low importance in both datasets (2.39% in D1, 3.19% in D2) despite having by far the largest feature count (361 features in D1, 4096 features in D2). This shows that phase synchronization across remote electrodes is highly redundant or uninformative for classification, indicating that mind-wandering is characterized by localized spectral and amplitude changes rather than shifts in functional phase-locking networks.</w:t>
+        <w:t>–C–o–n–n–e–c–t–i–v–i–t–y– –R–e–d–u–n–d–a–n–c–y–:– –P–h–a–s–e–-–b–a–s–e–d– –s–y–n–c–h–r–o–n–y– –(–P–h–a–s–e– –L–o–c–k–i–n–g– –V–a–l–u–e–)– –e–x–h–i–b–i–t–s– –e–x–t–r–e–m–e–l–y– –l–o–w– –i–m–p–o–r–t–a–n–c–e– –i–n– –D–a–t–a–s–e–t– –1– –(–6–.–7–6–%–,– –m–e–a–n– –0–.–0–0–0–1–8–7–)– –a–n–d– –z–e–r–o– –i–m–p–o–r–t–a–n–c–e– –i–n– –D–a–t–a–s–e–t– –2– –(–0–.–0–0–%–,– –m–e–a–n– –0–.–0–0–0–0–0–0–)–,– –d–e–s–p–i–t–e– –c–o–n–s–t–i–t–u–t–i–n–g– –3–6–1– –f–e–a–t–u–r–e–s– –i–n– –D–1– –a–n–d– –4–,–0–9–6– –f–e–a–t–u–r–e–s– –i–n– –D–2– –(–o–v–e–r– –7–6–%– –o–f– –t–o–t–a–l– –f–e–a–t–u–r–e– –d–i–m–e–n–s–i–o–n–s– –i–n– –D–2–)–.– –T–h–i–s– –i–n–d–i–c–a–t–e–s– –t–h–a–t– –i–n–t–e–r–-–e–l–e–c–t–r–o–d–e– –p–h–a–s–e– –s–y–n–c–h–r–o–n–i–z–a–t–i–o–n– –d–o–e–s– –n–o–t– –p–r–o–v–i–d–e– –d–i–s–c–r–i–m–i–n–a–t–i–v–e– –i–n–f–o–r–m–a–t–i–o–n– –b–e–y–o–n–d– –l–o–c–a–l–i–z–e–d– –s–p–e–c–t–r–a–l– –a–n–d– –e–n–v–e–l–o–p–e– –m–a–r–k–e–r–s–.–</w:t>
       </w:r>
     </w:p>
     <w:p>
@@ -852,10 +642,7 @@
         </w:rPr>
       </w:pPr>
       <w:r>
-        <w:rPr>
-          <w:bCs/>
-        </w:rPr>
-        <w:t>High Information Density of Hjorth Features: Hjorth features (Activity, Mobility, Complexity) consistently represent a highly dense and informative feature category across both studies. In Dataset 1, they carry the highest mean importance per feature (0.0071), and they remain highly predictive in Dataset 2 (mean 0.00055), showing that localized signal complexity and speed of change are robust markers.</w:t>
+        <w:t>–H–i–g–h– –I–n–f–o–r–m–a–t–i–o–n– –D–e–n–s–i–t–y– –o–f– –H–j–o–r–t–h– –F–e–a–t–u–r–e–s–:– –H–j–o–r–t–h– –f–e–a–t–u–r–e–s– –(–A–c–t–i–v–i–t–y–,– –M–o–b–i–l–i–t–y–,– –C–o–m–p–l–e–x–i–t–y–)– –c–a–r–r–y– –t–h–e– –h–i–g–h–e–s–t– –m–e–a–n– –r–e–l–a–t–i–v–e– –i–m–p–o–r–t–a–n–c–e– –p–e–r– –f–e–a–t–u–r–e– –i–n– –b–o–t–h– –s–t–u–d–i–e–s– –(–0–.–0–0–5–4–8–6– –p–e–r– –f–e–a–t–u–r–e– –i–n– –D–1–,– –0–.–0–0–1–5–6–7– –p–e–r– –f–e–a–t–u–r–e– –i–n– –D–2–)–.– –I–n– –D–a–t–a–s–e–t– –2–,– –H–j–o–r–t–h– –p–a–r–a–m–e–t–e–r–s– –a–c–c–o–u–n–t– –f–o–r– –2–0–.–0–5–%– –o–f– –t–o–t–a–l– –i–m–p–o–r–t–a–n–c–e– –a–c–r–o–s–s– –o–n–l–y– –1–2–8– –f–e–a–t–u–r–e–s–,– –y–i–e–l–d–i–n–g– –a–n– –i–n–f–o–r–m–a–t–i–o–n– –d–e–n–s–i–t–y– –n–e–a–r–l–y– –t–h–r–e–e– –t–i–m–e–s– –h–i–g–h–e–r– –t–h–a–n– –b–a–n–d–-–p–o–w–e–r– –o–r– –e–n–v–e–l–o–p–e– –f–e–a–t–u–r–e–s–.–</w:t>
       </w:r>
     </w:p>
     <w:p>
@@ -870,12 +657,7 @@
         </w:rPr>
       </w:pPr>
       <w:r>
-        <w:rPr>
-          <w:bCs/>
-          <w:color w:val="003366"/>
-          <w:sz w:val="28"/>
-        </w:rPr>
-        <w:t>3. Consistent Spectral Behaviors (Beta Band)</w:t>
+        <w:t>–3–.– –C–o–n–s–i–s–t–e–n–t– –S–p–e–c–t–r–a–l– –B–e–h–a–v–i–o–r–s– –(–B–e–t–a– –B–a–n–d–)–</w:t>
       </w:r>
     </w:p>
     <w:p>
@@ -885,17 +667,7 @@
         </w:rPr>
       </w:pPr>
       <w:r>
-        <w:rPr>
-          <w:bCs/>
-        </w:rPr>
-        <w:t xml:space="preserve">In the clustered linear regression models, the Beta band shows a consistent, non-significant negative difference between mind-wandering and focus states across both datasets. This indicates that Beta </w:t>
-      </w:r>
-      <w:r>
-        <w:rPr>
-          <w:bCs/>
-        </w:rPr>
-        <w:lastRenderedPageBreak/>
-        <w:t>power does not undergo any significant overall mean shift when transitioning between task focus and mind-wandering in either task context.</w:t>
+        <w:t>–I–n– –c–l–u–s–t–e–r–e–d– –l–i–n–e–a–r– –r–e–g–r–e–s–s–i–o–n– –m–o–d–e–l–s–,– –t–h–e– –B–e–t–a– –b–a–n–d– –(–1–2–––3–0– –H–z–)– –s–h–o–w–s– –a– –c–o–n–s–i–s–t–e–n–t–,– –n–o–n–-–s–i–g–n–i–f–i–c–a–n–t– –n–e–g–a–t–i–v–e– –d–i–f–f–e–r–e–n–c–e– –b–e–t–w–e–e–n– –m–i–n–d–-–w–a–n–d–e–r–i–n–g– –a–n–d– –f–o–c–u–s– –s–t–a–t–e–s– –a–c–r–o–s–s– –b–o–t–h– –d–a–t–a–s–e–t–s– –(–D–1–:– –E–s–t–i–m–a–t–e– –=– –-–0–.–0–6–6–1–,– –S–E– –=– –0–.–0–6–0–4–,– –z– –=– –-–1–.–0–9–4–6–,– –p– –=– –0–.–2–7–3–7–;– –D–2–:– –E–s–t–i–m–a–t–e– –=– –-–0–.–0–0–5–1–,– –S–E– –=– –0–.–0–1–4–1–,– –z– –=– –-–0–.–3–6–5–5–,– –p– –=– –0–.–7–1–4–7–)–.– –T–h–i–s– –c–o–n–f–i–r–m–s– –t–h–a–t– –m–e–a–n– –B–e–t–a– –p–o–w–e–r– –d–o–e–s– –n–o–t– –u–n–d–e–r–g–o– –a–n– –o–v–e–r–a–l–l– –b–a–s–e–l–i–n–e– –s–h–i–f–t– –b–e–t–w–e–e–n– –f–o–c–u–s– –a–n–d– –m–i–n–d–-–w–a–n–d–e–r–i–n–g– –i–n– –e–i–t–h–e–r– –t–a–s–k– –c–o–n–t–e–x–t–.–</w:t>
       </w:r>
     </w:p>
     <w:p>
@@ -906,18 +678,7 @@
         </w:rPr>
       </w:pPr>
       <w:r>
-        <w:rPr>
-          <w:b/>
-          <w:lang w:val="en-IN"/>
-        </w:rPr>
-        <w:t>PHYSIOLOGICAL CORRELATION</w:t>
-      </w:r>
-      <w:r>
-        <w:rPr>
-          <w:bCs/>
-          <w:lang w:val="en-IN"/>
-        </w:rPr>
-        <w:t>: Beta oscillations (13-30 Hz) are typically associated with active sensorimotor processing and focus. The negative direction of the estimate is consistent across both datasets (-0.0494 in D1 and -0.0094 in D2), but the results are not statistically significant. This suggests that Beta power does not serve as a reliable standalone indicator of state shifts between focus and mind-wandering.</w:t>
+        <w:t>–P–H–Y–S–I–O–L–O–G–I–C–A–L– –C–O–R–R–E–L–A–T–I–O–N–:– –B–e–t–a– –o–s–c–i–l–l–a–t–i–o–n–s– –(–1–2–––3–0– –H–z–)– –a–r–e– –c–l–a–s–s–i–c–a–l–l–y– –a–s–s–o–c–i–a–t–e–d– –w–i–t–h– –a–c–t–i–v–e– –s–e–n–s–o–r–i–m–o–t–o–r– –p–r–o–c–e–s–s–i–n–g–,– –t–o–p–-–d–o–w–n– –a–t–t–e–n–t–i–o–n–,– –a–n–d– –m–o–t–o–r– –m–a–i–n–t–e–n–a–n–c–e–.– –T–h–e– –n–e–g–a–t–i–v–e– –d–i–r–e–c–t–i–o–n– –o–f– –t–h–e– –e–s–t–i–m–a–t–e– –i–s– –c–o–n–s–i–s–t–e–n–t– –a–c–r–o–s–s– –b–o–t–h– –d–a–t–a–s–e–t–s– –(–-–0–.–0–6–6–1– –i–n– –D–1– –a–n–d– –-–0–.–0–0–5–1– –i–n– –D–2–)–,– –b–u–t– –n–e–i–t–h–e–r– –r–e–a–c–h–e–s– –s–t–a–t–i–s–t–i–c–a–l– –s–i–g–n–i–f–i–c–a–n–c–e– –f–o–r– –o–v–e–r–a–l–l– –m–e–a–n– –d–i–f–f–e–r–e–n–c–e–s–.– –H–o–w–e–v–e–r–,– –i–n– –D–a–t–a–s–e–t– –2–,– –t–e–m–p–o–r–a–l– –t–r–a–j–e–c–t–o–r–y– –m–o–d–e–l–i–n–g– –r–e–v–e–a–l–s– –h–i–g–h–l–y– –s–i–g–n–i–f–i–c–a–n–t– –w–i–t–h–i–n–-–s–t–a–t–e– –d–y–n–a–m–i–c–s–:– –B–e–t–a– –p–o–w–e–r– –d–r–o–p–s– –p–r–e–c–i–p–i–t–o–u–s–l–y– –o–v–e–r– –t–i–m–e– –d–u–r–i–n–g– –F–o–c–u–s– –(–E–s–t–i–m–a–t–e– –=– –-–0–.–0–2–2–7–,– –z– –=– –-–1–9–.–9–2–,– –p– –=– –2–.–8–7– –×– –1–0–^–-–8–8–)–,– –w–h–i–l–e– –r–i–s–i–n–g– –o–v–e–r– –t–i–m–e– –d–u–r–i–n–g– –M–i–n–d–-–W–a–n–d–e–r–i–n–g– –(–E–s–t–i–m–a–t–e– –=– –+–0–.–0–0–8–8–,– –z– –=– –1–.–9–6–8–,– –p– –=– –0–.–0–4–9–1–)–.– –T–h–u–s–,– –w–h–i–l–e– –m–e–a–n– –B–e–t–a– –p–o–w–e–r– –d–o–e–s– –n–o–t– –s–e–r–v–e– –a–s– –a– –s–t–a–t–i–c– –b–i–n–a–r–y– –s–e–p–a–r–a–t–o–r–,– –i–t–s– –t–e–m–p–o–r–a–l– –e–v–o–l–u–t–i–o–n– –p–r–o–v–i–d–e–s– –s–t–r–o–n–g– –d–y–n–a–m–i–c– –t–r–a–c–k–i–n–g– –o–f– –t–a–s–k– –e–n–g–a–g–e–m–e–n–t–.–</w:t>
       </w:r>
     </w:p>
     <w:p>
@@ -926,6 +687,9 @@
           <w:bCs/>
         </w:rPr>
       </w:pPr>
+      <w:r>
+        <w:t>–</w:t>
+      </w:r>
     </w:p>
     <w:tbl>
       <w:tblPr>
@@ -1164,16 +928,7 @@
             </w:tcMar>
           </w:tcPr>
           <w:p>
-            <w:pPr>
-              <w:rPr>
-                <w:bCs/>
-              </w:rPr>
-            </w:pPr>
             <w:r>
-              <w:rPr>
-                <w:bCs/>
-                <w:sz w:val="19"/>
-              </w:rPr>
               <w:t>Beta</w:t>
             </w:r>
           </w:p>
@@ -1190,16 +945,7 @@
             </w:tcMar>
           </w:tcPr>
           <w:p>
-            <w:pPr>
-              <w:rPr>
-                <w:bCs/>
-              </w:rPr>
-            </w:pPr>
             <w:r>
-              <w:rPr>
-                <w:bCs/>
-                <w:sz w:val="19"/>
-              </w:rPr>
               <w:t>D1: MW minus Focus Mean Power</w:t>
             </w:r>
           </w:p>
@@ -1216,18 +962,8 @@
             </w:tcMar>
           </w:tcPr>
           <w:p>
-            <w:pPr>
-              <w:jc w:val="right"/>
-              <w:rPr>
-                <w:bCs/>
-              </w:rPr>
-            </w:pPr>
             <w:r>
-              <w:rPr>
-                <w:bCs/>
-                <w:sz w:val="19"/>
-              </w:rPr>
-              <w:t>-0.0494</w:t>
+              <w:t>-0.0661</w:t>
             </w:r>
           </w:p>
         </w:tc>
@@ -1243,18 +979,8 @@
             </w:tcMar>
           </w:tcPr>
           <w:p>
-            <w:pPr>
-              <w:jc w:val="right"/>
-              <w:rPr>
-                <w:bCs/>
-              </w:rPr>
-            </w:pPr>
             <w:r>
-              <w:rPr>
-                <w:bCs/>
-                <w:sz w:val="19"/>
-              </w:rPr>
-              <w:t>0.0646</w:t>
+              <w:t>0.0604</w:t>
             </w:r>
           </w:p>
         </w:tc>
@@ -1270,18 +996,8 @@
             </w:tcMar>
           </w:tcPr>
           <w:p>
-            <w:pPr>
-              <w:jc w:val="right"/>
-              <w:rPr>
-                <w:bCs/>
-              </w:rPr>
-            </w:pPr>
             <w:r>
-              <w:rPr>
-                <w:bCs/>
-                <w:sz w:val="19"/>
-              </w:rPr>
-              <w:t>-0.765</w:t>
+              <w:t>-1.095</w:t>
             </w:r>
           </w:p>
         </w:tc>
@@ -1297,18 +1013,8 @@
             </w:tcMar>
           </w:tcPr>
           <w:p>
-            <w:pPr>
-              <w:jc w:val="right"/>
-              <w:rPr>
-                <w:bCs/>
-              </w:rPr>
-            </w:pPr>
             <w:r>
-              <w:rPr>
-                <w:bCs/>
-                <w:sz w:val="19"/>
-              </w:rPr>
-              <w:t>0.4445</w:t>
+              <w:t>0.2737</w:t>
             </w:r>
           </w:p>
         </w:tc>
@@ -1324,16 +1030,7 @@
             </w:tcMar>
           </w:tcPr>
           <w:p>
-            <w:pPr>
-              <w:rPr>
-                <w:bCs/>
-              </w:rPr>
-            </w:pPr>
             <w:r>
-              <w:rPr>
-                <w:bCs/>
-                <w:sz w:val="19"/>
-              </w:rPr>
               <w:t>Not statistically significant</w:t>
             </w:r>
           </w:p>
@@ -1355,16 +1052,7 @@
             </w:tcMar>
           </w:tcPr>
           <w:p>
-            <w:pPr>
-              <w:rPr>
-                <w:bCs/>
-              </w:rPr>
-            </w:pPr>
             <w:r>
-              <w:rPr>
-                <w:bCs/>
-                <w:sz w:val="19"/>
-              </w:rPr>
               <w:t>Beta</w:t>
             </w:r>
           </w:p>
@@ -1381,16 +1069,7 @@
             </w:tcMar>
           </w:tcPr>
           <w:p>
-            <w:pPr>
-              <w:rPr>
-                <w:bCs/>
-              </w:rPr>
-            </w:pPr>
             <w:r>
-              <w:rPr>
-                <w:bCs/>
-                <w:sz w:val="19"/>
-              </w:rPr>
               <w:t>D2: MW minus Focus Mean Power</w:t>
             </w:r>
           </w:p>
@@ -1407,18 +1086,8 @@
             </w:tcMar>
           </w:tcPr>
           <w:p>
-            <w:pPr>
-              <w:jc w:val="right"/>
-              <w:rPr>
-                <w:bCs/>
-              </w:rPr>
-            </w:pPr>
             <w:r>
-              <w:rPr>
-                <w:bCs/>
-                <w:sz w:val="19"/>
-              </w:rPr>
-              <w:t>-0.0094</w:t>
+              <w:t>-0.0051</w:t>
             </w:r>
           </w:p>
         </w:tc>
@@ -1434,18 +1103,8 @@
             </w:tcMar>
           </w:tcPr>
           <w:p>
-            <w:pPr>
-              <w:jc w:val="right"/>
-              <w:rPr>
-                <w:bCs/>
-              </w:rPr>
-            </w:pPr>
             <w:r>
-              <w:rPr>
-                <w:bCs/>
-                <w:sz w:val="19"/>
-              </w:rPr>
-              <w:t>0.0173</w:t>
+              <w:t>0.0141</w:t>
             </w:r>
           </w:p>
         </w:tc>
@@ -1461,18 +1120,8 @@
             </w:tcMar>
           </w:tcPr>
           <w:p>
-            <w:pPr>
-              <w:jc w:val="right"/>
-              <w:rPr>
-                <w:bCs/>
-              </w:rPr>
-            </w:pPr>
             <w:r>
-              <w:rPr>
-                <w:bCs/>
-                <w:sz w:val="19"/>
-              </w:rPr>
-              <w:t>-0.546</w:t>
+              <w:t>-0.366</w:t>
             </w:r>
           </w:p>
         </w:tc>
@@ -1488,18 +1137,8 @@
             </w:tcMar>
           </w:tcPr>
           <w:p>
-            <w:pPr>
-              <w:jc w:val="right"/>
-              <w:rPr>
-                <w:bCs/>
-              </w:rPr>
-            </w:pPr>
             <w:r>
-              <w:rPr>
-                <w:bCs/>
-                <w:sz w:val="19"/>
-              </w:rPr>
-              <w:t>0.5852</w:t>
+              <w:t>0.7147</w:t>
             </w:r>
           </w:p>
         </w:tc>
@@ -1515,16 +1154,7 @@
             </w:tcMar>
           </w:tcPr>
           <w:p>
-            <w:pPr>
-              <w:rPr>
-                <w:bCs/>
-              </w:rPr>
-            </w:pPr>
             <w:r>
-              <w:rPr>
-                <w:bCs/>
-                <w:sz w:val="19"/>
-              </w:rPr>
               <w:t>Not statistically significant</w:t>
             </w:r>
           </w:p>
@@ -1543,6 +1173,9 @@
           <w:bCs/>
         </w:rPr>
       </w:pPr>
+      <w:r>
+        <w:t>–</w:t>
+      </w:r>
     </w:p>
     <w:sectPr>
       <w:pgSz w:w="12240" w:h="15840"/>
